--- a/NCI_Beyond_the_Alert.docx
+++ b/NCI_Beyond_the_Alert.docx
@@ -76,7 +76,7 @@
                 <w:color w:val="9A762F"/>
                 <w:sz w:val="14"/>
               </w:rPr>
-              <w:t>NCI RECOMMENDATION / DECISION STANDARD</w:t>
+              <w:t>NCI ANALYSIS / DECISION STANDARD</w:t>
             </w:r>
           </w:p>
           <w:p>
@@ -3358,7 +3358,7 @@
           <w:color w:val="5E6876"/>
           <w:sz w:val="14"/>
         </w:rPr>
-        <w:t>This brief is independent policy analysis for research and educational purposes. It does not constitute legal advice, a vendor endorsement, or a recommendation on a specific contract. Descriptive findings are separated from NCI policy recommendations and implementation proposals.</w:t>
+        <w:t>This brief is independent policy analysis for research and educational purposes. It does not constitute legal advice, a vendor endorsement, or a recommendation on a specific contract. Descriptive findings are separated from NCI analysis and implementation options. NCI does not endorse or oppose legislation, ballot measures or candidates.</w:t>
       </w:r>
     </w:p>
     <w:sectPr>
